--- a/Deviation_Report_FAIL_demo.docx
+++ b/Deviation_Report_FAIL_demo.docx
@@ -81,7 +81,7 @@
           <w:sz w:val="20"/>
           <w:szCs w:val="20"/>
         </w:rPr>
-        <w:t xml:space="preserve">작성자/부서: 홍길동 / 생산1팀</w:t>
+        <w:t xml:space="preserve">작성자/부서: 김바이오 / 생산1팀</w:t>
       </w:r>
     </w:p>
     <w:p>
